--- a/docs/Project_Overview.docx
+++ b/docs/Project_Overview.docx
@@ -97,7 +97,7 @@
         <w:pStyle w:val="ListBullet"/>
       </w:pPr>
       <w:r>
-        <w:t>montecarlo — an EPS-driven Monte Carlo price simulation prototype (see Section 4 below).</w:t>
+        <w:t>simulations — an EPS-driven Monte Carlo price simulation prototype (see Section 4 below).</w:t>
       </w:r>
     </w:p>
     <w:p>
@@ -588,7 +588,7 @@
     </w:p>
     <w:p>
       <w:r>
-        <w:t>python main.py montecarlo runs an EPS-driven Monte Carlo price simulation — zero network calls, reading only data/yfinance/forward_pe.csv — and writes data/output/monte_carlo.json. Defaults to the full active universe (well under a minute, numpy-vectorized, across roughly 1,900 tickers) when no tickers are given, same as montecarlo --all, which is what feeds the Simulations tab; given a specific ticker list instead, runs just those. It answers a narrow question: given what's already known about a company's earnings trajectory — not just today's consensus estimate, but where analysts are revising it and whether the business can sustain that — what's a plausible forecast price a year out, floored at what the company is fundamentally worth today?</w:t>
+        <w:t>python main.py simulations runs an EPS-driven Monte Carlo price simulation — zero network calls, reading only data/yfinance/forward_pe.csv — and writes data/output/simulations.json. Defaults to the full active universe (well under a minute, numpy-vectorized, across roughly 1,900 tickers) when no tickers are given, same as simulations --all, which is what feeds the Simulations tab; given a specific ticker list instead, runs just those. It answers a narrow question: given what's already known about a company's earnings trajectory — not just today's consensus estimate, but where analysts are revising it and whether the business can sustain that — what's this stock's plausible fair value today, weighted by how much that projection should actually be trusted?</w:t>
       </w:r>
     </w:p>
     <w:p>
@@ -604,7 +604,7 @@
         <w:pStyle w:val="ListBullet"/>
       </w:pPr>
       <w:r>
-        <w:t>mu_eps is a 5-year average projected forward from forwardEps, not the single-year snapshot itself — and the growth rate driving that projection changes source after year 1. ownGrowthRate = avg(epsTrend, marginAdjustedRevenueGrowth), this ticker's own signals, used only for the year-1-to-year-2 step. industryGrowthRate is the same combination but built from the peer group's own median epsTrend / revenueGrowth / operatingMargin, used for years 2-to-3, 3-to-4, and 4-to-5 — a single company's own revision/revenue trend is too noisy (or, for a one-off cut, unrepresentative) to extrapolate for 4 years straight, so only the nearest-term step trusts it. marginAdjustedRevenueGrowth = revenueGrowth × operatingMargin, converting revenue growth to its earnings-equivalent. Both growth rates are clamped to -99%/+100% per year so a near-zero-baseline artifact can't flip the EPS path's sign or blow up over 4 years of compounding. epsPath averages to mu_eps; sigma_eps = epsVolatility × |mu_eps| (stdev/mean of the company's own trailing 5-year annual EPS), and 20,000 eps draws are taken from Normal(mu_eps, sigma_eps).</w:t>
+        <w:t>mu_eps is a 5-year average of a discounted EPS path anchored not at forwardEps directly but at anchorEps = currentPrice / industryMedianPe — the EPS today's price already implies at the peer group's own multiple. When no industry multiple is available, falls back to a 50/50 blend of epsCurrentYear (current-fiscal-year consensus EPS) and forwardEps, then a 50/50 blend of trailingEps (= currentPrice / trailingPE) and forwardEps, then forwardEps alone — blending rather than trusting either fallback estimate in isolation, since each is a single (potentially noisy) data source. From that anchor, the growth rate reverts from ownGrowthRate = avg(epsTrend, marginAdjustedRevenueGrowth) toward industryGrowthRate (the same combination built from the peer group's median epsTrend / revenueGrowth / operatingMargin) over 4 annual steps via a concave square-root schedule: weight wₜ = √((4−t)/4) on the own rate at step t, so year 1 is ≈87% own / 13% industry, year 2 ≈71/29, year 3 ≈50/50, and year 4 is 0/100 — pure industry, a gradual fade rather than a hard cutover after year 1. Year 1's growth rate is additionally blended 50/50 with g_fwd = forwardEps / anchorEps − 1, letting the analyst-consensus forwardEps estimate nudge — without fully anchoring — the nearest-term step. marginAdjustedRevenueGrowth = revenueGrowth × operatingMargin (revenue growth converted to its earnings-equivalent); all growth rates are clamped to −99%/+100% per year so a near-zero-baseline artifact can't flip the path's sign or compound into an absurd multiple.</w:t>
       </w:r>
     </w:p>
     <w:p>
@@ -612,7 +612,7 @@
         <w:pStyle w:val="ListBullet"/>
       </w:pPr>
       <w:r>
-        <w:t>The SAME eps draws are priced two ways, each against a single fixed multiple, floored at a fundamental price floor: price_current = max(max(eps, 0) × ownPe, floorPrice), and price_blended = max(max(eps, 0) × blendedPe, floorPrice), where blendedPe = (ownPe + industryMedianPe) / 2 — a damped half-way re-rating rather than assuming the multiple fully converges to the peer group. industryMedianPe is the MEDIAN forwardPE of a peer group (same industry-then-sector fallback as the growth rate above). floorPrice = max(0, bookValue + sum(epsPath)) — a company shouldn't be simulated as worth less than what it already owns (book value per share) plus what it's expected to earn over the next 5 years (epsPath's sum).</w:t>
+        <w:t>Each year of the resulting epsPath is discounted back to present value at effectiveDiscountRate = 5% × clamp(beta, 0.5, 3.0) — a CAPM-style stand-in for cost of equity, so a higher-beta ticker's future earnings count for less today (beta defaults to 1.0 when missing; clamped so one extreme beta reading can't over-discount the whole 5-year path). mu_eps is the mean of that discounted path — already a genuine present value, not a nominal figure that still needs discounting later; sigma_eps = combinedVol × |mu_eps|, where combinedVol blends historical earnings unpredictability with analyst disagreement as independent uncertainty sources: combinedVol = √(epsVolatility² + analystDispersion²) (root-sum-square), epsVolatility being stdev/mean of the company's own trailing up to 5 years of annual EPS (floored at 20% for missing or implausibly quiet data), and analystDispersion = (targetHighPrice − targetLowPrice) / (2 × targetMeanPrice) when analyst price targets are on file. 20,000 EPS draws are then taken from Normal(mu_eps, sigma_eps).</w:t>
       </w:r>
     </w:p>
     <w:p>
@@ -620,7 +620,7 @@
         <w:pStyle w:val="ListBullet"/>
       </w:pPr>
       <w:r>
-        <w:t>Both resulting price distributions are reported — mean/median/standard deviation/percentiles and probability of landing above today's price — along with a comparison block: the blended-vs-current median difference and the blendedPe / ownPe ratio driving it.</w:t>
+        <w:t>Draws are floored ONLY at 0 — a below-zero simulated EPS draw isn't sellable through this model, so it's treated as ‘worth nothing’ rather than producing a nonsensical negative price. No analyst-target-derived floor or cap on either side: an earlier version had both (targetLowPrice/targetHighPrice converted to an EPS bound via industryMedianPe, scaled into mu_eps’s 5-year-average space by mu_eps / forwardEps), but whenever the bound’s own min()/max() picked the abs(forwardEps) branch, the rescaling collapsed it to EXACTLY mu_eps — silently clipping half the distribution to a single point. Confirmed live on the cap side for individual tickers, and on the floor side for 83% of the simulated universe (binding on more than 25% of draws; several tickers had epsFloor == muEps to the last decimal, and for the worst cases even the median collapsed to the same clipped value as P5/P25). Both removed rather than patched. The floored draws are priced a single way — at industryMedianPe only, the peer group’s MEDIAN forwardPE (same industry-then-sector-fallback peer group as the growth rate above) — and the resulting price distribution’s mean/median/standard deviation/percentiles and probability of landing above today’s price are reported as priceAtIndustryMultiple.</w:t>
       </w:r>
     </w:p>
     <w:p>
@@ -628,12 +628,12 @@
         <w:pStyle w:val="ListBullet"/>
       </w:pPr>
       <w:r>
-        <w:t>That median difference is discounted by a confidence score reflecting only earnings-history unpredictability (epsTrend/revenueGrowth already shape mu_eps above, so discounting by them again here would double-count): confidence = 1 / (1 + epsVolatility) — 1.0 at zero volatility, 0.5 once epsVolatility reaches 1.0. discountedMedianDiff(Pct) = medianDiff(Pct) × confidence, multiplying rather than dividing by a risk term so the result stays in the same $/% units as the raw diff. forecastPrice = max(floorPrice, currentPrice + discountedMedianDiff) is shown next to Price on the Simulations tab, and forecastReturn = forecastPrice / currentPrice − 1 is what that tab actually ranks on — the diff PERCENTAGE alone is mathematically invariant to mu_eps (both scenarios scale the same eps draws, so their ratio is always exactly blendedPe/ownPe regardless of mu_eps), so only the dollar-scale forecastReturn can reflect the EPS projection at all.</w:t>
+        <w:t>confidence = 1 / (1 + combinedVol) pulls a ‘fair value today’ toward currentPrice in proportion to how much the estimate should be trusted: forecastPrice = currentPrice + confidence × (industryMultiple median − currentPrice). This IS forecastPrice — no further adjustment needed, since mu_eps is already a genuine present value from the discounted 5-year EPS path above. An earlier version additionally shifted it forward one year (× (1 + effectiveDiscountRate)), reasoning that a fairly-valued asset should also mechanically drift up by its cost of equity over the next year — dropped, because for a high-beta ticker that let a beta-sized markup dominate forecastReturn regardless of the earnings view, and put forecastPrice on a different horizon than priceAtIndustryMultiple's own probAboveCurrentPrice (today), so the two could disagree about which side of even a ticker was on for no visible reason. forecastReturn = forecastPrice / currentPrice − 1 is the ranking signal the Simulations tab sorts on. The SAME confidence-weighted transform applied to industryMultiple's P5/P25/P75/P95 instead of its median gives forecastPriceP5/P25/P75/P95 — P5/P95 double as this model's bear/bull case (floor/ceiling), replacing the earlier separate analyst-target-derived priceFloor/priceCap fields.</w:t>
       </w:r>
     </w:p>
     <w:p>
       <w:r>
-        <w:t>This is explicitly a prototype: Normal is a simplifying assumption for what are often skewed, fat-tailed real-world EPS distributions, and the model is earnings-driven only — it says nothing about sentiment, macro, or narrative-driven re-rating. Both multiples are fixed what-if scenarios, not a forecast of which one actually happens. The output is meant as a probabilistic sanity-check range, not a price target.</w:t>
+        <w:t>This is explicitly a prototype: Normal is a simplifying assumption for what are often skewed, fat-tailed real-world EPS distributions, and the model is earnings-driven only — it says nothing about sentiment, macro, or narrative-driven re-rating. The industry multiple is a fixed what-if scenario (‘at the peer group's current median multiple’), not a forecast of where multiples are headed. There is no fundamental book-value price floor — an earlier version had one, but it was built from this same model's own projected EPS path and ended up silently overriding a genuinely bearish view for a meaningful share of the universe. The output is meant as a probabilistic sanity-check range, not a price target.</w:t>
       </w:r>
     </w:p>
     <w:p>
@@ -763,7 +763,7 @@
     </w:p>
     <w:p>
       <w:r>
-        <w:t>Everything the backend downloads or computes lives under data/: data/yfinance/ for Yahoo Finance's raw payloads and the curated forward_pe.csv, data/IB/ for IB Gateway-derived bars, trades, and news, data/sec/ for SEC EDGAR filings, and data/output/ for the final computed artifacts (sorted_screen.csv, recommendations.json, news_sentiment.json, monte_carlo.json). Most of these are gitignored generated caches, regenerated by running the pipeline; symbols.json (the curated ticker universe) and the theme taxonomy/tag files are the hand-maintained exceptions.</w:t>
+        <w:t>Everything the backend downloads or computes lives under data/: data/yfinance/ for Yahoo Finance's raw payloads and the curated forward_pe.csv, data/IB/ for IB Gateway-derived bars, trades, and news, data/sec/ for SEC EDGAR filings, and data/output/ for the final computed artifacts (sorted_screen.csv, recommendations.json, news_sentiment.json, simulations.json). Most of these are gitignored generated caches, regenerated by running the pipeline; symbols.json (the curated ticker universe) and the theme taxonomy/tag files are the hand-maintained exceptions.</w:t>
       </w:r>
     </w:p>
     <w:sectPr>

--- a/docs/Project_Overview.docx
+++ b/docs/Project_Overview.docx
@@ -123,7 +123,7 @@
     </w:p>
     <w:p>
       <w:r>
-        <w:t>Every active ticker is scored on a weighted composite of independent factors (lower composite score is better), computed in modules/scoring.py. The score then buckets into a forced Strong Buy/Buy/Hold/Sell/Strong Sell distribution shaped like Zacks Rank (the best/worst 5% of the ranked universe land in the Strong tiers), independent of Yahoo Finance's own raw analyst consensus.</w:t>
+        <w:t>Every active ticker is scored on a weighted composite of independent factors (lower composite score is better), computed in modules/scoring.py. The score then buckets into a forced Strong Buy/Buy/Hold/Sell/Strong Sell distribution shaped like Zacks Rank (the best/worst 6% of the ranked universe land in the Strong tiers), independent of Yahoo Finance's own raw analyst consensus.</w:t>
       </w:r>
     </w:p>
     <w:tbl>
@@ -133,23 +133,16 @@
         <w:tblLook w:firstColumn="1" w:firstRow="1" w:lastColumn="0" w:lastRow="0" w:noHBand="0" w:noVBand="1" w:val="04A0"/>
       </w:tblPr>
       <w:tblGrid>
-        <w:gridCol w:w="4320"/>
-        <w:gridCol w:w="4320"/>
+        <w:gridCol w:w="1728"/>
+        <w:gridCol w:w="1728"/>
+        <w:gridCol w:w="1728"/>
+        <w:gridCol w:w="1728"/>
+        <w:gridCol w:w="1728"/>
       </w:tblGrid>
       <w:tr>
         <w:tc>
           <w:tcPr>
-            <w:tcW w:type="dxa" w:w="4320"/>
-          </w:tcPr>
-          <w:p>
-            <w:r>
-              <w:t>Weight</w:t>
-            </w:r>
-          </w:p>
-        </w:tc>
-        <w:tc>
-          <w:tcPr>
-            <w:tcW w:type="dxa" w:w="4320"/>
+            <w:tcW w:type="dxa" w:w="1728"/>
           </w:tcPr>
           <w:p>
             <w:r>
@@ -157,11 +150,113 @@
             </w:r>
           </w:p>
         </w:tc>
+        <w:tc>
+          <w:tcPr>
+            <w:tcW w:type="dxa" w:w="1728"/>
+          </w:tcPr>
+          <w:p>
+            <w:r>
+              <w:t>Standard</w:t>
+            </w:r>
+          </w:p>
+        </w:tc>
+        <w:tc>
+          <w:tcPr>
+            <w:tcW w:type="dxa" w:w="1728"/>
+          </w:tcPr>
+          <w:p>
+            <w:r>
+              <w:t>Financials</w:t>
+            </w:r>
+          </w:p>
+        </w:tc>
+        <w:tc>
+          <w:tcPr>
+            <w:tcW w:type="dxa" w:w="1728"/>
+          </w:tcPr>
+          <w:p>
+            <w:r>
+              <w:t>Utilities</w:t>
+            </w:r>
+          </w:p>
+        </w:tc>
+        <w:tc>
+          <w:tcPr>
+            <w:tcW w:type="dxa" w:w="1728"/>
+          </w:tcPr>
+          <w:p>
+            <w:r>
+              <w:t>Real Estate</w:t>
+            </w:r>
+          </w:p>
+        </w:tc>
       </w:tr>
       <w:tr>
         <w:tc>
           <w:tcPr>
-            <w:tcW w:type="dxa" w:w="4320"/>
+            <w:tcW w:type="dxa" w:w="1728"/>
+          </w:tcPr>
+          <w:p>
+            <w:r>
+              <w:t>Low forward P/E</w:t>
+            </w:r>
+          </w:p>
+        </w:tc>
+        <w:tc>
+          <w:tcPr>
+            <w:tcW w:type="dxa" w:w="1728"/>
+          </w:tcPr>
+          <w:p>
+            <w:r>
+              <w:t>3%</w:t>
+            </w:r>
+          </w:p>
+        </w:tc>
+        <w:tc>
+          <w:tcPr>
+            <w:tcW w:type="dxa" w:w="1728"/>
+          </w:tcPr>
+          <w:p>
+            <w:r>
+              <w:t>3%</w:t>
+            </w:r>
+          </w:p>
+        </w:tc>
+        <w:tc>
+          <w:tcPr>
+            <w:tcW w:type="dxa" w:w="1728"/>
+          </w:tcPr>
+          <w:p>
+            <w:r>
+              <w:t>3%</w:t>
+            </w:r>
+          </w:p>
+        </w:tc>
+        <w:tc>
+          <w:tcPr>
+            <w:tcW w:type="dxa" w:w="1728"/>
+          </w:tcPr>
+          <w:p>
+            <w:r>
+              <w:t>3%</w:t>
+            </w:r>
+          </w:p>
+        </w:tc>
+      </w:tr>
+      <w:tr>
+        <w:tc>
+          <w:tcPr>
+            <w:tcW w:type="dxa" w:w="1728"/>
+          </w:tcPr>
+          <w:p>
+            <w:r>
+              <w:t>Low forward P/E vs. sector average</w:t>
+            </w:r>
+          </w:p>
+        </w:tc>
+        <w:tc>
+          <w:tcPr>
+            <w:tcW w:type="dxa" w:w="1728"/>
           </w:tcPr>
           <w:p>
             <w:r>
@@ -171,11 +266,31 @@
         </w:tc>
         <w:tc>
           <w:tcPr>
-            <w:tcW w:type="dxa" w:w="4320"/>
+            <w:tcW w:type="dxa" w:w="1728"/>
           </w:tcPr>
           <w:p>
             <w:r>
-              <w:t>Low forward P/E</w:t>
+              <w:t>12%</w:t>
+            </w:r>
+          </w:p>
+        </w:tc>
+        <w:tc>
+          <w:tcPr>
+            <w:tcW w:type="dxa" w:w="1728"/>
+          </w:tcPr>
+          <w:p>
+            <w:r>
+              <w:t>11%</w:t>
+            </w:r>
+          </w:p>
+        </w:tc>
+        <w:tc>
+          <w:tcPr>
+            <w:tcW w:type="dxa" w:w="1728"/>
+          </w:tcPr>
+          <w:p>
+            <w:r>
+              <w:t>7%</w:t>
             </w:r>
           </w:p>
         </w:tc>
@@ -183,7 +298,381 @@
       <w:tr>
         <w:tc>
           <w:tcPr>
-            <w:tcW w:type="dxa" w:w="4320"/>
+            <w:tcW w:type="dxa" w:w="1728"/>
+          </w:tcPr>
+          <w:p>
+            <w:r>
+              <w:t>Low yearly EPS volatility</w:t>
+            </w:r>
+          </w:p>
+        </w:tc>
+        <w:tc>
+          <w:tcPr>
+            <w:tcW w:type="dxa" w:w="1728"/>
+          </w:tcPr>
+          <w:p>
+            <w:r>
+              <w:t>5%</w:t>
+            </w:r>
+          </w:p>
+        </w:tc>
+        <w:tc>
+          <w:tcPr>
+            <w:tcW w:type="dxa" w:w="1728"/>
+          </w:tcPr>
+          <w:p>
+            <w:r>
+              <w:t>5%</w:t>
+            </w:r>
+          </w:p>
+        </w:tc>
+        <w:tc>
+          <w:tcPr>
+            <w:tcW w:type="dxa" w:w="1728"/>
+          </w:tcPr>
+          <w:p>
+            <w:r>
+              <w:t>5%</w:t>
+            </w:r>
+          </w:p>
+        </w:tc>
+        <w:tc>
+          <w:tcPr>
+            <w:tcW w:type="dxa" w:w="1728"/>
+          </w:tcPr>
+          <w:p>
+            <w:r>
+              <w:t>5%</w:t>
+            </w:r>
+          </w:p>
+        </w:tc>
+      </w:tr>
+      <w:tr>
+        <w:tc>
+          <w:tcPr>
+            <w:tcW w:type="dxa" w:w="1728"/>
+          </w:tcPr>
+          <w:p>
+            <w:r>
+              <w:t>Low price/FCF (negative/missing ranked worst)</w:t>
+            </w:r>
+          </w:p>
+        </w:tc>
+        <w:tc>
+          <w:tcPr>
+            <w:tcW w:type="dxa" w:w="1728"/>
+          </w:tcPr>
+          <w:p>
+            <w:r>
+              <w:t>5%</w:t>
+            </w:r>
+          </w:p>
+        </w:tc>
+        <w:tc>
+          <w:tcPr>
+            <w:tcW w:type="dxa" w:w="1728"/>
+          </w:tcPr>
+          <w:p>
+            <w:r>
+              <w:t>0%</w:t>
+            </w:r>
+          </w:p>
+        </w:tc>
+        <w:tc>
+          <w:tcPr>
+            <w:tcW w:type="dxa" w:w="1728"/>
+          </w:tcPr>
+          <w:p>
+            <w:r>
+              <w:t>0%</w:t>
+            </w:r>
+          </w:p>
+        </w:tc>
+        <w:tc>
+          <w:tcPr>
+            <w:tcW w:type="dxa" w:w="1728"/>
+          </w:tcPr>
+          <w:p>
+            <w:r>
+              <w:t>5%</w:t>
+            </w:r>
+          </w:p>
+        </w:tc>
+      </w:tr>
+      <w:tr>
+        <w:tc>
+          <w:tcPr>
+            <w:tcW w:type="dxa" w:w="1728"/>
+          </w:tcPr>
+          <w:p>
+            <w:r>
+              <w:t>Low EV/EBITDA (negative EBITDA ranked worst)</w:t>
+            </w:r>
+          </w:p>
+        </w:tc>
+        <w:tc>
+          <w:tcPr>
+            <w:tcW w:type="dxa" w:w="1728"/>
+          </w:tcPr>
+          <w:p>
+            <w:r>
+              <w:t>4%</w:t>
+            </w:r>
+          </w:p>
+        </w:tc>
+        <w:tc>
+          <w:tcPr>
+            <w:tcW w:type="dxa" w:w="1728"/>
+          </w:tcPr>
+          <w:p>
+            <w:r>
+              <w:t>0%</w:t>
+            </w:r>
+          </w:p>
+        </w:tc>
+        <w:tc>
+          <w:tcPr>
+            <w:tcW w:type="dxa" w:w="1728"/>
+          </w:tcPr>
+          <w:p>
+            <w:r>
+              <w:t>5%</w:t>
+            </w:r>
+          </w:p>
+        </w:tc>
+        <w:tc>
+          <w:tcPr>
+            <w:tcW w:type="dxa" w:w="1728"/>
+          </w:tcPr>
+          <w:p>
+            <w:r>
+              <w:t>0%</w:t>
+            </w:r>
+          </w:p>
+        </w:tc>
+      </w:tr>
+      <w:tr>
+        <w:tc>
+          <w:tcPr>
+            <w:tcW w:type="dxa" w:w="1728"/>
+          </w:tcPr>
+          <w:p>
+            <w:r>
+              <w:t>High daily-timeframe momentum (MFI/RSI)</w:t>
+            </w:r>
+          </w:p>
+        </w:tc>
+        <w:tc>
+          <w:tcPr>
+            <w:tcW w:type="dxa" w:w="1728"/>
+          </w:tcPr>
+          <w:p>
+            <w:r>
+              <w:t>5%</w:t>
+            </w:r>
+          </w:p>
+        </w:tc>
+        <w:tc>
+          <w:tcPr>
+            <w:tcW w:type="dxa" w:w="1728"/>
+          </w:tcPr>
+          <w:p>
+            <w:r>
+              <w:t>5%</w:t>
+            </w:r>
+          </w:p>
+        </w:tc>
+        <w:tc>
+          <w:tcPr>
+            <w:tcW w:type="dxa" w:w="1728"/>
+          </w:tcPr>
+          <w:p>
+            <w:r>
+              <w:t>5%</w:t>
+            </w:r>
+          </w:p>
+        </w:tc>
+        <w:tc>
+          <w:tcPr>
+            <w:tcW w:type="dxa" w:w="1728"/>
+          </w:tcPr>
+          <w:p>
+            <w:r>
+              <w:t>5%</w:t>
+            </w:r>
+          </w:p>
+        </w:tc>
+      </w:tr>
+      <w:tr>
+        <w:tc>
+          <w:tcPr>
+            <w:tcW w:type="dxa" w:w="1728"/>
+          </w:tcPr>
+          <w:p>
+            <w:r>
+              <w:t>High hourly-timeframe mean reversion (MFI)</w:t>
+            </w:r>
+          </w:p>
+        </w:tc>
+        <w:tc>
+          <w:tcPr>
+            <w:tcW w:type="dxa" w:w="1728"/>
+          </w:tcPr>
+          <w:p>
+            <w:r>
+              <w:t>5%</w:t>
+            </w:r>
+          </w:p>
+        </w:tc>
+        <w:tc>
+          <w:tcPr>
+            <w:tcW w:type="dxa" w:w="1728"/>
+          </w:tcPr>
+          <w:p>
+            <w:r>
+              <w:t>5%</w:t>
+            </w:r>
+          </w:p>
+        </w:tc>
+        <w:tc>
+          <w:tcPr>
+            <w:tcW w:type="dxa" w:w="1728"/>
+          </w:tcPr>
+          <w:p>
+            <w:r>
+              <w:t>5%</w:t>
+            </w:r>
+          </w:p>
+        </w:tc>
+        <w:tc>
+          <w:tcPr>
+            <w:tcW w:type="dxa" w:w="1728"/>
+          </w:tcPr>
+          <w:p>
+            <w:r>
+              <w:t>5%</w:t>
+            </w:r>
+          </w:p>
+        </w:tc>
+      </w:tr>
+      <w:tr>
+        <w:tc>
+          <w:tcPr>
+            <w:tcW w:type="dxa" w:w="1728"/>
+          </w:tcPr>
+          <w:p>
+            <w:r>
+              <w:t>EPS-estimate revision trend</w:t>
+            </w:r>
+          </w:p>
+        </w:tc>
+        <w:tc>
+          <w:tcPr>
+            <w:tcW w:type="dxa" w:w="1728"/>
+          </w:tcPr>
+          <w:p>
+            <w:r>
+              <w:t>5%</w:t>
+            </w:r>
+          </w:p>
+        </w:tc>
+        <w:tc>
+          <w:tcPr>
+            <w:tcW w:type="dxa" w:w="1728"/>
+          </w:tcPr>
+          <w:p>
+            <w:r>
+              <w:t>15%</w:t>
+            </w:r>
+          </w:p>
+        </w:tc>
+        <w:tc>
+          <w:tcPr>
+            <w:tcW w:type="dxa" w:w="1728"/>
+          </w:tcPr>
+          <w:p>
+            <w:r>
+              <w:t>4%</w:t>
+            </w:r>
+          </w:p>
+        </w:tc>
+        <w:tc>
+          <w:tcPr>
+            <w:tcW w:type="dxa" w:w="1728"/>
+          </w:tcPr>
+          <w:p>
+            <w:r>
+              <w:t>10%</w:t>
+            </w:r>
+          </w:p>
+        </w:tc>
+      </w:tr>
+      <w:tr>
+        <w:tc>
+          <w:tcPr>
+            <w:tcW w:type="dxa" w:w="1728"/>
+          </w:tcPr>
+          <w:p>
+            <w:r>
+              <w:t>Analyst conviction</w:t>
+            </w:r>
+          </w:p>
+        </w:tc>
+        <w:tc>
+          <w:tcPr>
+            <w:tcW w:type="dxa" w:w="1728"/>
+          </w:tcPr>
+          <w:p>
+            <w:r>
+              <w:t>5%</w:t>
+            </w:r>
+          </w:p>
+        </w:tc>
+        <w:tc>
+          <w:tcPr>
+            <w:tcW w:type="dxa" w:w="1728"/>
+          </w:tcPr>
+          <w:p>
+            <w:r>
+              <w:t>5%</w:t>
+            </w:r>
+          </w:p>
+        </w:tc>
+        <w:tc>
+          <w:tcPr>
+            <w:tcW w:type="dxa" w:w="1728"/>
+          </w:tcPr>
+          <w:p>
+            <w:r>
+              <w:t>5%</w:t>
+            </w:r>
+          </w:p>
+        </w:tc>
+        <w:tc>
+          <w:tcPr>
+            <w:tcW w:type="dxa" w:w="1728"/>
+          </w:tcPr>
+          <w:p>
+            <w:r>
+              <w:t>5%</w:t>
+            </w:r>
+          </w:p>
+        </w:tc>
+      </w:tr>
+      <w:tr>
+        <w:tc>
+          <w:tcPr>
+            <w:tcW w:type="dxa" w:w="1728"/>
+          </w:tcPr>
+          <w:p>
+            <w:r>
+              <w:t>Simulations (Monte Carlo forecastReturn)</w:t>
+            </w:r>
+          </w:p>
+        </w:tc>
+        <w:tc>
+          <w:tcPr>
+            <w:tcW w:type="dxa" w:w="1728"/>
           </w:tcPr>
           <w:p>
             <w:r>
@@ -193,11 +682,31 @@
         </w:tc>
         <w:tc>
           <w:tcPr>
-            <w:tcW w:type="dxa" w:w="4320"/>
+            <w:tcW w:type="dxa" w:w="1728"/>
           </w:tcPr>
           <w:p>
             <w:r>
-              <w:t>Low forward P/E relative to sector average</w:t>
+              <w:t>10%</w:t>
+            </w:r>
+          </w:p>
+        </w:tc>
+        <w:tc>
+          <w:tcPr>
+            <w:tcW w:type="dxa" w:w="1728"/>
+          </w:tcPr>
+          <w:p>
+            <w:r>
+              <w:t>10%</w:t>
+            </w:r>
+          </w:p>
+        </w:tc>
+        <w:tc>
+          <w:tcPr>
+            <w:tcW w:type="dxa" w:w="1728"/>
+          </w:tcPr>
+          <w:p>
+            <w:r>
+              <w:t>10%</w:t>
             </w:r>
           </w:p>
         </w:tc>
@@ -205,7 +714,89 @@
       <w:tr>
         <w:tc>
           <w:tcPr>
-            <w:tcW w:type="dxa" w:w="4320"/>
+            <w:tcW w:type="dxa" w:w="1728"/>
+          </w:tcPr>
+          <w:p>
+            <w:r>
+              <w:t>Forward P/E vs. trailing P/E</w:t>
+            </w:r>
+          </w:p>
+        </w:tc>
+        <w:tc>
+          <w:tcPr>
+            <w:tcW w:type="dxa" w:w="1728"/>
+          </w:tcPr>
+          <w:p>
+            <w:r>
+              <w:t>3%</w:t>
+            </w:r>
+          </w:p>
+        </w:tc>
+        <w:tc>
+          <w:tcPr>
+            <w:tcW w:type="dxa" w:w="1728"/>
+          </w:tcPr>
+          <w:p>
+            <w:r>
+              <w:t>3%</w:t>
+            </w:r>
+          </w:p>
+        </w:tc>
+        <w:tc>
+          <w:tcPr>
+            <w:tcW w:type="dxa" w:w="1728"/>
+          </w:tcPr>
+          <w:p>
+            <w:r>
+              <w:t>3%</w:t>
+            </w:r>
+          </w:p>
+        </w:tc>
+        <w:tc>
+          <w:tcPr>
+            <w:tcW w:type="dxa" w:w="1728"/>
+          </w:tcPr>
+          <w:p>
+            <w:r>
+              <w:t>3%</w:t>
+            </w:r>
+          </w:p>
+        </w:tc>
+      </w:tr>
+      <w:tr>
+        <w:tc>
+          <w:tcPr>
+            <w:tcW w:type="dxa" w:w="1728"/>
+          </w:tcPr>
+          <w:p>
+            <w:r>
+              <w:t>Low PEG ratio</w:t>
+            </w:r>
+          </w:p>
+        </w:tc>
+        <w:tc>
+          <w:tcPr>
+            <w:tcW w:type="dxa" w:w="1728"/>
+          </w:tcPr>
+          <w:p>
+            <w:r>
+              <w:t>4%</w:t>
+            </w:r>
+          </w:p>
+        </w:tc>
+        <w:tc>
+          <w:tcPr>
+            <w:tcW w:type="dxa" w:w="1728"/>
+          </w:tcPr>
+          <w:p>
+            <w:r>
+              <w:t>8%</w:t>
+            </w:r>
+          </w:p>
+        </w:tc>
+        <w:tc>
+          <w:tcPr>
+            <w:tcW w:type="dxa" w:w="1728"/>
           </w:tcPr>
           <w:p>
             <w:r>
@@ -215,11 +806,11 @@
         </w:tc>
         <w:tc>
           <w:tcPr>
-            <w:tcW w:type="dxa" w:w="4320"/>
+            <w:tcW w:type="dxa" w:w="1728"/>
           </w:tcPr>
           <w:p>
             <w:r>
-              <w:t>Low price/FCF (negative or missing FCF ranked worst)</w:t>
+              <w:t>5%</w:t>
             </w:r>
           </w:p>
         </w:tc>
@@ -227,7 +818,121 @@
       <w:tr>
         <w:tc>
           <w:tcPr>
-            <w:tcW w:type="dxa" w:w="4320"/>
+            <w:tcW w:type="dxa" w:w="1728"/>
+          </w:tcPr>
+          <w:p>
+            <w:r>
+              <w:t>Low trailing P/S</w:t>
+            </w:r>
+          </w:p>
+        </w:tc>
+        <w:tc>
+          <w:tcPr>
+            <w:tcW w:type="dxa" w:w="1728"/>
+          </w:tcPr>
+          <w:p>
+            <w:r>
+              <w:t>2%</w:t>
+            </w:r>
+          </w:p>
+        </w:tc>
+        <w:tc>
+          <w:tcPr>
+            <w:tcW w:type="dxa" w:w="1728"/>
+          </w:tcPr>
+          <w:p>
+            <w:r>
+              <w:t>2%</w:t>
+            </w:r>
+          </w:p>
+        </w:tc>
+        <w:tc>
+          <w:tcPr>
+            <w:tcW w:type="dxa" w:w="1728"/>
+          </w:tcPr>
+          <w:p>
+            <w:r>
+              <w:t>2%</w:t>
+            </w:r>
+          </w:p>
+        </w:tc>
+        <w:tc>
+          <w:tcPr>
+            <w:tcW w:type="dxa" w:w="1728"/>
+          </w:tcPr>
+          <w:p>
+            <w:r>
+              <w:t>2%</w:t>
+            </w:r>
+          </w:p>
+        </w:tc>
+      </w:tr>
+      <w:tr>
+        <w:tc>
+          <w:tcPr>
+            <w:tcW w:type="dxa" w:w="1728"/>
+          </w:tcPr>
+          <w:p>
+            <w:r>
+              <w:t>High revenue growth</w:t>
+            </w:r>
+          </w:p>
+        </w:tc>
+        <w:tc>
+          <w:tcPr>
+            <w:tcW w:type="dxa" w:w="1728"/>
+          </w:tcPr>
+          <w:p>
+            <w:r>
+              <w:t>4%</w:t>
+            </w:r>
+          </w:p>
+        </w:tc>
+        <w:tc>
+          <w:tcPr>
+            <w:tcW w:type="dxa" w:w="1728"/>
+          </w:tcPr>
+          <w:p>
+            <w:r>
+              <w:t>6%</w:t>
+            </w:r>
+          </w:p>
+        </w:tc>
+        <w:tc>
+          <w:tcPr>
+            <w:tcW w:type="dxa" w:w="1728"/>
+          </w:tcPr>
+          <w:p>
+            <w:r>
+              <w:t>2%</w:t>
+            </w:r>
+          </w:p>
+        </w:tc>
+        <w:tc>
+          <w:tcPr>
+            <w:tcW w:type="dxa" w:w="1728"/>
+          </w:tcPr>
+          <w:p>
+            <w:r>
+              <w:t>6%</w:t>
+            </w:r>
+          </w:p>
+        </w:tc>
+      </w:tr>
+      <w:tr>
+        <w:tc>
+          <w:tcPr>
+            <w:tcW w:type="dxa" w:w="1728"/>
+          </w:tcPr>
+          <w:p>
+            <w:r>
+              <w:t>Low debt/equity vs. sector average</w:t>
+            </w:r>
+          </w:p>
+        </w:tc>
+        <w:tc>
+          <w:tcPr>
+            <w:tcW w:type="dxa" w:w="1728"/>
           </w:tcPr>
           <w:p>
             <w:r>
@@ -237,41 +942,17 @@
         </w:tc>
         <w:tc>
           <w:tcPr>
-            <w:tcW w:type="dxa" w:w="4320"/>
+            <w:tcW w:type="dxa" w:w="1728"/>
           </w:tcPr>
           <w:p>
             <w:r>
-              <w:t>Low EV/EBITDA (negative EBITDA ranked worst)</w:t>
-            </w:r>
-          </w:p>
-        </w:tc>
-      </w:tr>
-      <w:tr>
-        <w:tc>
-          <w:tcPr>
-            <w:tcW w:type="dxa" w:w="4320"/>
-          </w:tcPr>
-          <w:p>
-            <w:r>
-              <w:t>2.5%</w:t>
+              <w:t>0%</w:t>
             </w:r>
           </w:p>
         </w:tc>
         <w:tc>
           <w:tcPr>
-            <w:tcW w:type="dxa" w:w="4320"/>
-          </w:tcPr>
-          <w:p>
-            <w:r>
-              <w:t>Low trailing P/S — stays meaningful for unprofitable names</w:t>
-            </w:r>
-          </w:p>
-        </w:tc>
-      </w:tr>
-      <w:tr>
-        <w:tc>
-          <w:tcPr>
-            <w:tcW w:type="dxa" w:w="4320"/>
+            <w:tcW w:type="dxa" w:w="1728"/>
           </w:tcPr>
           <w:p>
             <w:r>
@@ -281,11 +962,11 @@
         </w:tc>
         <w:tc>
           <w:tcPr>
-            <w:tcW w:type="dxa" w:w="4320"/>
+            <w:tcW w:type="dxa" w:w="1728"/>
           </w:tcPr>
           <w:p>
             <w:r>
-              <w:t>High daily-timeframe momentum (regression-slope trend / its own volatility)</w:t>
+              <w:t>0%</w:t>
             </w:r>
           </w:p>
         </w:tc>
@@ -293,7 +974,131 @@
       <w:tr>
         <w:tc>
           <w:tcPr>
-            <w:tcW w:type="dxa" w:w="4320"/>
+            <w:tcW w:type="dxa" w:w="1728"/>
+          </w:tcPr>
+          <w:p>
+            <w:r>
+              <w:t>Liquidity (quick + current ratio)</w:t>
+            </w:r>
+          </w:p>
+        </w:tc>
+        <w:tc>
+          <w:tcPr>
+            <w:tcW w:type="dxa" w:w="1728"/>
+          </w:tcPr>
+          <w:p>
+            <w:r>
+              <w:t>2%</w:t>
+            </w:r>
+          </w:p>
+        </w:tc>
+        <w:tc>
+          <w:tcPr>
+            <w:tcW w:type="dxa" w:w="1728"/>
+          </w:tcPr>
+          <w:p>
+            <w:r>
+              <w:t>0%</w:t>
+            </w:r>
+          </w:p>
+        </w:tc>
+        <w:tc>
+          <w:tcPr>
+            <w:tcW w:type="dxa" w:w="1728"/>
+          </w:tcPr>
+          <w:p>
+            <w:r>
+              <w:t>0%</w:t>
+            </w:r>
+          </w:p>
+        </w:tc>
+        <w:tc>
+          <w:tcPr>
+            <w:tcW w:type="dxa" w:w="1728"/>
+          </w:tcPr>
+          <w:p>
+            <w:r>
+              <w:t>0%</w:t>
+            </w:r>
+          </w:p>
+        </w:tc>
+      </w:tr>
+      <w:tr>
+        <w:tc>
+          <w:tcPr>
+            <w:tcW w:type="dxa" w:w="1728"/>
+          </w:tcPr>
+          <w:p>
+            <w:r>
+              <w:t>High return on equity</w:t>
+            </w:r>
+          </w:p>
+        </w:tc>
+        <w:tc>
+          <w:tcPr>
+            <w:tcW w:type="dxa" w:w="1728"/>
+          </w:tcPr>
+          <w:p>
+            <w:r>
+              <w:t>3%</w:t>
+            </w:r>
+          </w:p>
+        </w:tc>
+        <w:tc>
+          <w:tcPr>
+            <w:tcW w:type="dxa" w:w="1728"/>
+          </w:tcPr>
+          <w:p>
+            <w:r>
+              <w:t>3%</w:t>
+            </w:r>
+          </w:p>
+        </w:tc>
+        <w:tc>
+          <w:tcPr>
+            <w:tcW w:type="dxa" w:w="1728"/>
+          </w:tcPr>
+          <w:p>
+            <w:r>
+              <w:t>6%</w:t>
+            </w:r>
+          </w:p>
+        </w:tc>
+        <w:tc>
+          <w:tcPr>
+            <w:tcW w:type="dxa" w:w="1728"/>
+          </w:tcPr>
+          <w:p>
+            <w:r>
+              <w:t>3%</w:t>
+            </w:r>
+          </w:p>
+        </w:tc>
+      </w:tr>
+      <w:tr>
+        <w:tc>
+          <w:tcPr>
+            <w:tcW w:type="dxa" w:w="1728"/>
+          </w:tcPr>
+          <w:p>
+            <w:r>
+              <w:t>Short interest (deliberately contrarian)</w:t>
+            </w:r>
+          </w:p>
+        </w:tc>
+        <w:tc>
+          <w:tcPr>
+            <w:tcW w:type="dxa" w:w="1728"/>
+          </w:tcPr>
+          <w:p>
+            <w:r>
+              <w:t>8%</w:t>
+            </w:r>
+          </w:p>
+        </w:tc>
+        <w:tc>
+          <w:tcPr>
+            <w:tcW w:type="dxa" w:w="1728"/>
           </w:tcPr>
           <w:p>
             <w:r>
@@ -303,11 +1108,21 @@
         </w:tc>
         <w:tc>
           <w:tcPr>
-            <w:tcW w:type="dxa" w:w="4320"/>
+            <w:tcW w:type="dxa" w:w="1728"/>
           </w:tcPr>
           <w:p>
             <w:r>
-              <w:t>High hourly-timeframe mean reversion (short-term reversal signal)</w:t>
+              <w:t>6%</w:t>
+            </w:r>
+          </w:p>
+        </w:tc>
+        <w:tc>
+          <w:tcPr>
+            <w:tcW w:type="dxa" w:w="1728"/>
+          </w:tcPr>
+          <w:p>
+            <w:r>
+              <w:t>8%</w:t>
             </w:r>
           </w:p>
         </w:tc>
@@ -315,7 +1130,79 @@
       <w:tr>
         <w:tc>
           <w:tcPr>
-            <w:tcW w:type="dxa" w:w="4320"/>
+            <w:tcW w:type="dxa" w:w="1728"/>
+          </w:tcPr>
+          <w:p>
+            <w:r>
+              <w:t>Combined news/social/institutional sentiment</w:t>
+            </w:r>
+          </w:p>
+        </w:tc>
+        <w:tc>
+          <w:tcPr>
+            <w:tcW w:type="dxa" w:w="1728"/>
+          </w:tcPr>
+          <w:p>
+            <w:r>
+              <w:t>8%</w:t>
+            </w:r>
+          </w:p>
+        </w:tc>
+        <w:tc>
+          <w:tcPr>
+            <w:tcW w:type="dxa" w:w="1728"/>
+          </w:tcPr>
+          <w:p>
+            <w:r>
+              <w:t>8%</w:t>
+            </w:r>
+          </w:p>
+        </w:tc>
+        <w:tc>
+          <w:tcPr>
+            <w:tcW w:type="dxa" w:w="1728"/>
+          </w:tcPr>
+          <w:p>
+            <w:r>
+              <w:t>8%</w:t>
+            </w:r>
+          </w:p>
+        </w:tc>
+        <w:tc>
+          <w:tcPr>
+            <w:tcW w:type="dxa" w:w="1728"/>
+          </w:tcPr>
+          <w:p>
+            <w:r>
+              <w:t>8%</w:t>
+            </w:r>
+          </w:p>
+        </w:tc>
+      </w:tr>
+      <w:tr>
+        <w:tc>
+          <w:tcPr>
+            <w:tcW w:type="dxa" w:w="1728"/>
+          </w:tcPr>
+          <w:p>
+            <w:r>
+              <w:t>Insiders (SEC Form 4 buys minus sells)</w:t>
+            </w:r>
+          </w:p>
+        </w:tc>
+        <w:tc>
+          <w:tcPr>
+            <w:tcW w:type="dxa" w:w="1728"/>
+          </w:tcPr>
+          <w:p>
+            <w:r>
+              <w:t>4%</w:t>
+            </w:r>
+          </w:p>
+        </w:tc>
+        <w:tc>
+          <w:tcPr>
+            <w:tcW w:type="dxa" w:w="1728"/>
           </w:tcPr>
           <w:p>
             <w:r>
@@ -325,63 +1212,7 @@
         </w:tc>
         <w:tc>
           <w:tcPr>
-            <w:tcW w:type="dxa" w:w="4320"/>
-          </w:tcPr>
-          <w:p>
-            <w:r>
-              <w:t>EPS trend (current + next fiscal year 30-day consensus estimate revision)</w:t>
-            </w:r>
-          </w:p>
-        </w:tc>
-      </w:tr>
-      <w:tr>
-        <w:tc>
-          <w:tcPr>
-            <w:tcW w:type="dxa" w:w="4320"/>
-          </w:tcPr>
-          <w:p>
-            <w:r>
-              <w:t>7.5%</w:t>
-            </w:r>
-          </w:p>
-        </w:tc>
-        <w:tc>
-          <w:tcPr>
-            <w:tcW w:type="dxa" w:w="4320"/>
-          </w:tcPr>
-          <w:p>
-            <w:r>
-              <w:t>High revenue growth (dilution-adjusted, per share)</w:t>
-            </w:r>
-          </w:p>
-        </w:tc>
-      </w:tr>
-      <w:tr>
-        <w:tc>
-          <w:tcPr>
-            <w:tcW w:type="dxa" w:w="4320"/>
-          </w:tcPr>
-          <w:p>
-            <w:r>
-              <w:t>7.5%</w:t>
-            </w:r>
-          </w:p>
-        </w:tc>
-        <w:tc>
-          <w:tcPr>
-            <w:tcW w:type="dxa" w:w="4320"/>
-          </w:tcPr>
-          <w:p>
-            <w:r>
-              <w:t>Analyst conviction (target upside + recommendation + low target dispersion)</w:t>
-            </w:r>
-          </w:p>
-        </w:tc>
-      </w:tr>
-      <w:tr>
-        <w:tc>
-          <w:tcPr>
-            <w:tcW w:type="dxa" w:w="4320"/>
+            <w:tcW w:type="dxa" w:w="1728"/>
           </w:tcPr>
           <w:p>
             <w:r>
@@ -391,11 +1222,11 @@
         </w:tc>
         <w:tc>
           <w:tcPr>
-            <w:tcW w:type="dxa" w:w="4320"/>
+            <w:tcW w:type="dxa" w:w="1728"/>
           </w:tcPr>
           <w:p>
             <w:r>
-              <w:t>Forward P/E vs. trailing P/E (more negative is better)</w:t>
+              <w:t>5%</w:t>
             </w:r>
           </w:p>
         </w:tc>
@@ -403,7 +1234,17 @@
       <w:tr>
         <w:tc>
           <w:tcPr>
-            <w:tcW w:type="dxa" w:w="4320"/>
+            <w:tcW w:type="dxa" w:w="1728"/>
+          </w:tcPr>
+          <w:p>
+            <w:r>
+              <w:t>Margins (profit + operating)</w:t>
+            </w:r>
+          </w:p>
+        </w:tc>
+        <w:tc>
+          <w:tcPr>
+            <w:tcW w:type="dxa" w:w="1728"/>
           </w:tcPr>
           <w:p>
             <w:r>
@@ -413,19 +1254,17 @@
         </w:tc>
         <w:tc>
           <w:tcPr>
-            <w:tcW w:type="dxa" w:w="4320"/>
+            <w:tcW w:type="dxa" w:w="1728"/>
           </w:tcPr>
           <w:p>
             <w:r>
-              <w:t>Low PEG ratio</w:t>
+              <w:t>0%</w:t>
             </w:r>
           </w:p>
         </w:tc>
-      </w:tr>
-      <w:tr>
         <w:tc>
           <w:tcPr>
-            <w:tcW w:type="dxa" w:w="4320"/>
+            <w:tcW w:type="dxa" w:w="1728"/>
           </w:tcPr>
           <w:p>
             <w:r>
@@ -435,41 +1274,7 @@
         </w:tc>
         <w:tc>
           <w:tcPr>
-            <w:tcW w:type="dxa" w:w="4320"/>
-          </w:tcPr>
-          <w:p>
-            <w:r>
-              <w:t>Low debt/equity relative to sector average</w:t>
-            </w:r>
-          </w:p>
-        </w:tc>
-      </w:tr>
-      <w:tr>
-        <w:tc>
-          <w:tcPr>
-            <w:tcW w:type="dxa" w:w="4320"/>
-          </w:tcPr>
-          <w:p>
-            <w:r>
-              <w:t>2.5%</w:t>
-            </w:r>
-          </w:p>
-        </w:tc>
-        <w:tc>
-          <w:tcPr>
-            <w:tcW w:type="dxa" w:w="4320"/>
-          </w:tcPr>
-          <w:p>
-            <w:r>
-              <w:t>Liquidity (quick + current ratio)</w:t>
-            </w:r>
-          </w:p>
-        </w:tc>
-      </w:tr>
-      <w:tr>
-        <w:tc>
-          <w:tcPr>
-            <w:tcW w:type="dxa" w:w="4320"/>
+            <w:tcW w:type="dxa" w:w="1728"/>
           </w:tcPr>
           <w:p>
             <w:r>
@@ -477,107 +1282,13 @@
             </w:r>
           </w:p>
         </w:tc>
-        <w:tc>
-          <w:tcPr>
-            <w:tcW w:type="dxa" w:w="4320"/>
-          </w:tcPr>
-          <w:p>
-            <w:r>
-              <w:t>High return on equity</w:t>
-            </w:r>
-          </w:p>
-        </w:tc>
-      </w:tr>
-      <w:tr>
-        <w:tc>
-          <w:tcPr>
-            <w:tcW w:type="dxa" w:w="4320"/>
-          </w:tcPr>
-          <w:p>
-            <w:r>
-              <w:t>5%</w:t>
-            </w:r>
-          </w:p>
-        </w:tc>
-        <w:tc>
-          <w:tcPr>
-            <w:tcW w:type="dxa" w:w="4320"/>
-          </w:tcPr>
-          <w:p>
-            <w:r>
-              <w:t>Short interest (deliberately contrarian — more shorted scores better)</w:t>
-            </w:r>
-          </w:p>
-        </w:tc>
-      </w:tr>
-      <w:tr>
-        <w:tc>
-          <w:tcPr>
-            <w:tcW w:type="dxa" w:w="4320"/>
-          </w:tcPr>
-          <w:p>
-            <w:r>
-              <w:t>5%</w:t>
-            </w:r>
-          </w:p>
-        </w:tc>
-        <w:tc>
-          <w:tcPr>
-            <w:tcW w:type="dxa" w:w="4320"/>
-          </w:tcPr>
-          <w:p>
-            <w:r>
-              <w:t>Combined news + social + institutional sentiment (incl. QoQ 13F share change)</w:t>
-            </w:r>
-          </w:p>
-        </w:tc>
-      </w:tr>
-      <w:tr>
-        <w:tc>
-          <w:tcPr>
-            <w:tcW w:type="dxa" w:w="4320"/>
-          </w:tcPr>
-          <w:p>
-            <w:r>
-              <w:t>5%</w:t>
-            </w:r>
-          </w:p>
-        </w:tc>
-        <w:tc>
-          <w:tcPr>
-            <w:tcW w:type="dxa" w:w="4320"/>
-          </w:tcPr>
-          <w:p>
-            <w:r>
-              <w:t>Insiders (SEC Form 4 open-market buys minus sells, as a share of both)</w:t>
-            </w:r>
-          </w:p>
-        </w:tc>
-      </w:tr>
-      <w:tr>
-        <w:tc>
-          <w:tcPr>
-            <w:tcW w:type="dxa" w:w="4320"/>
-          </w:tcPr>
-          <w:p>
-            <w:r>
-              <w:t>5%</w:t>
-            </w:r>
-          </w:p>
-        </w:tc>
-        <w:tc>
-          <w:tcPr>
-            <w:tcW w:type="dxa" w:w="4320"/>
-          </w:tcPr>
-          <w:p>
-            <w:r>
-              <w:t>Margins (profit + operating)</w:t>
-            </w:r>
-          </w:p>
-        </w:tc>
       </w:tr>
     </w:tbl>
-    <w:p/>
+    <w:p>
+      <w:r>
+        <w:t>Two corrections were made after auditing the live rating distribution by sector. Utilities was landing almost no Buy ratings: three of its weight columns (short_interest, eps_trend, growth) had been pushed ABOVE the Standard weight, each independently amplifying noisy factors for a low-volatility, income-oriented sector — corrected by cutting eps_trend and growth and moving that weight into sector_pe and roe, which better reflect what actually differentiates utilities. Financials was skewed the other way, landing disproportionately many Buy ratings, traced to two layers: the composite score over-weighted forecast_return relative to eps_trend, now rebalanced from 15%/10% to 10% forecast_return / 15% eps_trend, moving weight toward the more reliable estimate-revision signal, and a genuine bug in the Monte Carlo simulation itself, where marginAdjustedRevenueGrowth (= revenueGrowth × operatingMargin) used Yahoo's operatingMargins uncorrected for Banks, Insurance, and mortgage REITs — sectors where that field is computed off net-interest-income rather than gross revenue, inflating the ratio roughly 3x and, compounded through the growth-rate math, inflating projected EPS growth roughly 4x. Fixed in modules/simulations.py via a curated _MARGIN_DISTORTED_SECTORS set (Banks – Diversified/Regional, the Insurance sub-industries, and REIT – Mortgage); Asset Management, Financial Data &amp; Stock Exchanges, Capital Markets, Credit Services, and equity REITs were deliberately excluded after confirming their elevated margins reflect genuine fee-business economics rather than a denominator artifact. Combined news/social/institutional sentiment was raised from 5% to 8% in every column after this session's news-classification work (the fast_path_score regex system, headline-importance stars) meaningfully improved what that factor actually measures. Funded two different ways: Financials/Utilities/Real Estate each give up the full 3% from sector_pe alone (still well above the 5% standard weight even after the cut); Standard instead splits its 3% three ways, 1% each from peg, ev_ebitda, and insiders, since Standard's own sector_pe is already at the 5% baseline with no comparable margin to trim.</w:t>
+      </w:r>
+    </w:p>
     <w:p>
       <w:pPr>
         <w:pStyle w:val="Heading1"/>
@@ -604,7 +1315,7 @@
         <w:pStyle w:val="ListBullet"/>
       </w:pPr>
       <w:r>
-        <w:t>mu_eps is a 5-year average of a discounted EPS path anchored not at forwardEps directly but at anchorEps = currentPrice / industryMedianPe — the EPS today's price already implies at the peer group's own multiple. When no industry multiple is available, falls back to a 50/50 blend of epsCurrentYear (current-fiscal-year consensus EPS) and forwardEps, then a 50/50 blend of trailingEps (= currentPrice / trailingPE) and forwardEps, then forwardEps alone — blending rather than trusting either fallback estimate in isolation, since each is a single (potentially noisy) data source. From that anchor, the growth rate reverts from ownGrowthRate = avg(epsTrend, marginAdjustedRevenueGrowth) toward industryGrowthRate (the same combination built from the peer group's median epsTrend / revenueGrowth / operatingMargin) over 4 annual steps via a concave square-root schedule: weight wₜ = √((4−t)/4) on the own rate at step t, so year 1 is ≈87% own / 13% industry, year 2 ≈71/29, year 3 ≈50/50, and year 4 is 0/100 — pure industry, a gradual fade rather than a hard cutover after year 1. Year 1's growth rate is additionally blended 50/50 with g_fwd = forwardEps / anchorEps − 1, letting the analyst-consensus forwardEps estimate nudge — without fully anchoring — the nearest-term step. marginAdjustedRevenueGrowth = revenueGrowth × operatingMargin (revenue growth converted to its earnings-equivalent); all growth rates are clamped to −99%/+100% per year so a near-zero-baseline artifact can't flip the path's sign or compound into an absurd multiple.</w:t>
+        <w:t>mu_eps is a 5-year average of a discounted EPS path anchored not at forwardEps directly but at anchorEps = currentPrice / industryMedianPe — the EPS today's price already implies at the peer group's own multiple. When no industry multiple is available, falls back to a 50/50 blend of epsCurrentYear (current-fiscal-year consensus EPS) and forwardEps, then a 50/50 blend of trailingEps (= currentPrice / trailingPE) and forwardEps, then forwardEps alone — blending rather than trusting either fallback estimate in isolation, since each is a single (potentially noisy) data source. From that anchor, the growth rate reverts from ownGrowthRate = avg(epsTrend, marginAdjustedRevenueGrowth) toward industryGrowthRate (the same combination built from the peer group's median epsTrend / revenueGrowth / operatingMargin) over 4 annual steps via a concave square-root schedule: weight wₜ = √((4−t)/4) on the own rate at step t, so year 1 is ≈87% own / 13% industry, year 2 ≈71/29, year 3 ≈50/50, and year 4 is 0/100 — pure industry, a gradual fade rather than a hard cutover after year 1. Year 1's growth rate is additionally blended 50/50 with g_fwd = forwardEps / anchorEps − 1, letting the analyst-consensus forwardEps estimate nudge — without fully anchoring — the nearest-term step. marginAdjustedRevenueGrowth = revenueGrowth × operatingMargin (revenue growth converted to its earnings-equivalent) — skipped for a curated set of margin-distorted sectors (Banks, Insurance, REIT - Mortgage), where Yahoo's operatingMargins is computed off net-interest-income rather than gross revenue and would otherwise inflate this ratio roughly 3x; those sectors fall back to epsTrend alone for ownGrowthRate/industryGrowthRate; all growth rates are clamped to −99%/+100% per year so a near-zero-baseline artifact can't flip the path's sign or compound into an absurd multiple.</w:t>
       </w:r>
     </w:p>
     <w:p>
